--- a/cerveja/exame-julgamento/Beer-judging-exam-procedures-pt-br.docx
+++ b/cerveja/exame-julgamento/Beer-judging-exam-procedures-pt-br.docx
@@ -5413,7 +5413,7 @@
           <w:color w:val="000000"/>
           <w:lang w:val="pt-PT" w:eastAsia="pt-BR"/>
         </w:rPr>
-        <w:t>(Indentificação do Candidato)</w:t>
+        <w:t>(Identificação do Candidato)</w:t>
       </w:r>
       <w:r>
         <w:rPr>
@@ -5769,7 +5769,7 @@
           <w:color w:val="000000"/>
           <w:lang w:val="pt-PT" w:eastAsia="pt-BR"/>
         </w:rPr>
-        <w:t>adequdamente</w:t>
+        <w:t>adequadamente</w:t>
       </w:r>
       <w:r>
         <w:rPr>
@@ -6467,7 +6467,7 @@
           <w:szCs w:val="22"/>
           <w:lang w:val="pt-PT"/>
         </w:rPr>
-        <w:t xml:space="preserve">da lingua </w:t>
+        <w:t xml:space="preserve">da língua </w:t>
       </w:r>
       <w:r>
         <w:rPr>
@@ -9447,7 +9447,7 @@
           <w:szCs w:val="22"/>
           <w:lang w:val="pt-PT"/>
         </w:rPr>
-        <w:t>frutada/esterficada</w:t>
+        <w:t>frutada/esterificada</w:t>
       </w:r>
     </w:p>
     <w:p>
@@ -9914,7 +9914,7 @@
           <w:rFonts w:ascii="Arial" w:eastAsia="Times New Roman" w:hAnsi="Arial" w:cs="Arial"/>
           <w:lang w:val="pt-PT" w:eastAsia="pt-BR"/>
         </w:rPr>
-        <w:t>cervejas das seguinets categorias – tanto lagers como ales, cervejas de cor clara e escura e cervejas com baixo e alto teor alcoólico, por exemplo:</w:t>
+        <w:t>cervejas das seguintes categorias – tanto lagers como ales, cervejas de cor clara e escura e cervejas com baixo e alto teor alcoólico, por exemplo:</w:t>
       </w:r>
     </w:p>
     <w:p>
